--- a/KHBD_Tin_học/Lớp_5/Tuần_02/KHBD_Tin_hoc_Lớp_5_Tiet02_Bai_1_Em_co_the_lam_gi_voi_may_tinh_Tiet_2.docx
+++ b/KHBD_Tin_học/Lớp_5/Tuần_02/KHBD_Tin_hoc_Lớp_5_Tiet02_Bai_1_Em_co_the_lam_gi_voi_may_tinh_Tiet_2.docx
@@ -408,18 +408,29 @@
     </w:p>
     <w:p>
       <w:pPr>
-        <w:spacing w:line="319" w:lineRule="auto" w:after="60" w:before="0"/>
-        <w:ind w:firstLine="0" w:left="850"/>
+        <w:spacing w:line="276" w:lineRule="auto" w:after="0" w:before="0"/>
+        <w:ind w:left="850" w:firstLine="0"/>
         <w:jc w:val="both"/>
       </w:pPr>
       <w:r>
         <w:rPr>
-          <w:rFonts w:ascii="Times New Roman" w:hAnsi="Times New Roman" w:eastAsia="Times New Roman"/>
-          <w:b w:val="0"/>
-          <w:i w:val="0"/>
+          <w:rFonts w:ascii="Times New Roman" w:hAnsi="Times New Roman" w:cs="Times New Roman"/>
           <w:sz w:val="26"/>
         </w:rPr>
-        <w:t>- Miền V. Giải quyết vấn đề (thành tố 5.3. Sử dụng sáng tạo công nghệ số – Bậc 2): Sử dụng công cụ số để giải quyết vấn đề đơn giản trong bài học. (Đạt được thông qua Hoạt động 2, Hoạt động 3)</w:t>
+        <w:t>- 5.1.CB2a: Xác định được các vấn đề kỹ thuật đơn giản khi vận hành thiết bị và sử dụng môi trường số. (Nhận biết, kết nối và sử dụng các thành phần phần cứng và thiết bị số). (Đạt được thông qua Hoạt động 2)</w:t>
+      </w:r>
+    </w:p>
+    <w:p>
+      <w:pPr>
+        <w:spacing w:after="0" w:line="276" w:lineRule="auto"/>
+        <w:ind w:left="850" w:firstLine="0"/>
+      </w:pPr>
+      <w:r>
+        <w:rPr>
+          <w:rFonts w:ascii="Times New Roman" w:hAnsi="Times New Roman" w:cs="Times New Roman"/>
+          <w:sz w:val="26"/>
+        </w:rPr>
+        <w:t>- 4.1.CB2a: Nhận biết được cách bảo vệ thiết bị và nội dung số một cách đơn giản. (Thực hiện thao tác sử dụng thiết bị đúng quy cách và bảo vệ an toàn cho thiết bị). (Đạt được thông qua Hoạt động 3, Hoạt động 4)</w:t>
       </w:r>
     </w:p>
     <w:p>
